--- a/profile_private/Mineo_Raffaele_EmailSignature_Short.docx
+++ b/profile_private/Mineo_Raffaele_EmailSignature_Short.docx
@@ -127,6 +127,39 @@
           <w:t>ingraffaelemineo.github.io</w:t>
         </w:r>
       </w:hyperlink>
+      <w:r>
+        <w:rPr>
+          <w:rFonts w:ascii="Segoe UI" w:hAnsi="Segoe UI"/>
+          <w:b w:val="0"/>
+          <w:i w:val="0"/>
+          <w:color w:val="606060"/>
+          <w:sz w:val="18"/>
+          <w:u w:val="none"/>
+        </w:rPr>
+        <w:br/>
+      </w:r>
+      <w:r>
+        <w:rPr>
+          <w:rFonts w:ascii="Segoe UI" w:hAnsi="Segoe UI"/>
+          <w:b w:val="0"/>
+          <w:i/>
+          <w:color w:val="606060"/>
+          <w:sz w:val="18"/>
+          <w:u w:val="none"/>
+        </w:rPr>
+        <w:t>My Life is The Research, and I am truly lucky to be able to live it to the fullest</w:t>
+      </w:r>
+      <w:r>
+        <w:rPr>
+          <w:rFonts w:ascii="Segoe UI" w:hAnsi="Segoe UI"/>
+          <w:b w:val="0"/>
+          <w:i w:val="0"/>
+          <w:color w:val="606060"/>
+          <w:sz w:val="18"/>
+          <w:u w:val="none"/>
+        </w:rPr>
+        <w:t xml:space="preserve"> 🙃</w:t>
+      </w:r>
     </w:p>
     <w:sectPr>
       <w:pgSz w:w="12240" w:h="15840"/>

--- a/profile_private/Mineo_Raffaele_EmailSignature_Short.docx
+++ b/profile_private/Mineo_Raffaele_EmailSignature_Short.docx
@@ -6,6 +6,28 @@
       <w:pPr>
         <w:spacing w:before="0" w:after="0" w:line="240" w:lineRule="auto"/>
       </w:pPr>
+      <w:r>
+        <w:rPr>
+          <w:rFonts w:ascii="Segoe UI" w:hAnsi="Segoe UI"/>
+          <w:b w:val="0"/>
+          <w:i w:val="0"/>
+          <w:color w:val="606060"/>
+          <w:sz w:val="18"/>
+          <w:u w:val="none"/>
+        </w:rPr>
+        <w:t>---</w:t>
+      </w:r>
+      <w:r>
+        <w:rPr>
+          <w:rFonts w:ascii="Segoe UI" w:hAnsi="Segoe UI"/>
+          <w:b w:val="0"/>
+          <w:i w:val="0"/>
+          <w:color w:val="606060"/>
+          <w:sz w:val="18"/>
+          <w:u w:val="none"/>
+        </w:rPr>
+        <w:br/>
+      </w:r>
       <w:r>
         <w:rPr>
           <w:rFonts w:ascii="Segoe UI" w:hAnsi="Segoe UI"/>

--- a/profile_private/Mineo_Raffaele_EmailSignature_Short.docx
+++ b/profile_private/Mineo_Raffaele_EmailSignature_Short.docx
@@ -60,28 +60,6 @@
           <w:u w:val="none"/>
         </w:rPr>
         <w:t>, Eng. Ph.D.</w:t>
-      </w:r>
-      <w:r>
-        <w:rPr>
-          <w:rFonts w:ascii="Segoe UI" w:hAnsi="Segoe UI"/>
-          <w:b w:val="0"/>
-          <w:i w:val="0"/>
-          <w:color w:val="606060"/>
-          <w:sz w:val="18"/>
-          <w:u w:val="none"/>
-        </w:rPr>
-        <w:br/>
-      </w:r>
-      <w:r>
-        <w:rPr>
-          <w:rFonts w:ascii="Segoe UI" w:hAnsi="Segoe UI"/>
-          <w:b w:val="0"/>
-          <w:i w:val="0"/>
-          <w:color w:val="606060"/>
-          <w:sz w:val="18"/>
-          <w:u w:val="none"/>
-        </w:rPr>
-        <w:t>Italian National PhD in Artificial Intelligence - Health and Life Sciences</w:t>
       </w:r>
       <w:r>
         <w:rPr>

--- a/profile_private/Mineo_Raffaele_EmailSignature_Short.docx
+++ b/profile_private/Mineo_Raffaele_EmailSignature_Short.docx
@@ -124,7 +124,7 @@
             <w:sz w:val="18"/>
             <w:u w:val="none"/>
           </w:rPr>
-          <w:t>ingraffaelemineo.github.io</w:t>
+          <w:t>https://ingraffaelemineo.github.io/</w:t>
         </w:r>
       </w:hyperlink>
       <w:r>

--- a/profile_private/Mineo_Raffaele_EmailSignature_Short.docx
+++ b/profile_private/Mineo_Raffaele_EmailSignature_Short.docx
@@ -4,7 +4,7 @@
   <w:body>
     <w:p>
       <w:pPr>
-        <w:spacing w:before="0" w:after="0" w:line="240" w:lineRule="auto"/>
+        <w:spacing w:before="0" w:after="70" w:line="240" w:lineRule="auto"/>
       </w:pPr>
       <w:r>
         <w:rPr>
@@ -81,7 +81,7 @@
           <w:sz w:val="18"/>
           <w:u w:val="none"/>
         </w:rPr>
-        <w:t>Research Fellow | PeRCeiVe.AI Lab | University of Catania</w:t>
+        <w:t>Research Fellow: PeRCeiVe.AI Lab | University of Catania</w:t>
       </w:r>
       <w:r>
         <w:rPr>
@@ -127,17 +127,11 @@
           <w:t>https://ingraffaelemineo.github.io/</w:t>
         </w:r>
       </w:hyperlink>
-      <w:r>
-        <w:rPr>
-          <w:rFonts w:ascii="Segoe UI" w:hAnsi="Segoe UI"/>
-          <w:b w:val="0"/>
-          <w:i w:val="0"/>
-          <w:color w:val="606060"/>
-          <w:sz w:val="18"/>
-          <w:u w:val="none"/>
-        </w:rPr>
-        <w:br/>
-      </w:r>
+    </w:p>
+    <w:p>
+      <w:pPr>
+        <w:spacing w:before="0" w:after="0" w:line="240" w:lineRule="auto"/>
+      </w:pPr>
       <w:r>
         <w:rPr>
           <w:rFonts w:ascii="Segoe UI" w:hAnsi="Segoe UI"/>
